--- a/28_College/teacher_prep/build/templates/syllabus.docx
+++ b/28_College/teacher_prep/build/templates/syllabus.docx
@@ -628,7 +628,7 @@
           <w:color w:val="2B2D42"/>
           <w:sz w:val="21"/>
         </w:rPr>
-        <w:t>A free kit by Competence Collective · competencecollective.org · quillsup.org</w:t>
+        <w:t>Hackles · a free kit · quillsup.org</w:t>
       </w:r>
     </w:p>
     <w:p>
@@ -684,7 +684,7 @@
     <w:p>
       <w:r>
         <w:rPr/>
-        <w:t>A free kit by Competence Collective · competencecollective.org · quillsup.org. No student accounts, no student data collected, ever.</w:t>
+        <w:t>Hackles · a free kit · quillsup.org. No student accounts, no student data collected, ever.</w:t>
       </w:r>
     </w:p>
     <w:tbl>
@@ -867,7 +867,7 @@
               <w:rPr>
                 <w:sz w:val="19"/>
               </w:rPr>
-              <w:t xml:space="preserve"> Hackles is the first step on a learning path that continues with free resources such as picoCTF and CYBER.ORG, and for college and professional learners tools like Competence Collective's Red Herrings (redherrings.app) and Hotwash (hotwa.sh). This note is for adults only and never appears in student materials.</w:t>
+              <w:t xml:space="preserve"> Hackles is the first step on a learning path that continues with free resources such as picoCTF and CYBER.ORG. This note is for adults only and never appears in student materials.</w:t>
             </w:r>
           </w:p>
         </w:tc>
@@ -4444,7 +4444,7 @@
         <w:color w:val="5A5C70"/>
         <w:sz w:val="14"/>
       </w:rPr>
-      <w:t>Hackles · © 2026 Competence Collective · competencecollective.org · Text CC BY-NC 4.0 · Name, logos and art: all rights reserved</w:t>
+      <w:t>Hackles · quillsup.org · © 2026 Competence Collective · Text CC BY-NC 4.0 · Name, logos and art: all rights reserved</w:t>
     </w:r>
     <w:r>
       <w:tab/>
